--- a/RDaA/Lab06.docx
+++ b/RDaA/Lab06.docx
@@ -664,13 +664,13 @@
         <w:tblLook w:val="04A0" w:firstRow="1" w:lastRow="0" w:firstColumn="1" w:lastColumn="0" w:noHBand="0" w:noVBand="1"/>
       </w:tblPr>
       <w:tblGrid>
-        <w:gridCol w:w="991"/>
-        <w:gridCol w:w="1368"/>
-        <w:gridCol w:w="1242"/>
-        <w:gridCol w:w="2177"/>
-        <w:gridCol w:w="1560"/>
-        <w:gridCol w:w="746"/>
-        <w:gridCol w:w="1261"/>
+        <w:gridCol w:w="1043"/>
+        <w:gridCol w:w="1332"/>
+        <w:gridCol w:w="1310"/>
+        <w:gridCol w:w="2169"/>
+        <w:gridCol w:w="1580"/>
+        <w:gridCol w:w="638"/>
+        <w:gridCol w:w="1273"/>
       </w:tblGrid>
       <w:tr>
         <w:trPr>
@@ -750,7 +750,7 @@
         </w:tc>
         <w:tc>
           <w:tcPr>
-            <w:tcW w:w="0" w:type="auto"/>
+            <w:tcW w:w="1356" w:type="dxa"/>
             <w:vAlign w:val="center"/>
             <w:hideMark/>
           </w:tcPr>
@@ -774,7 +774,7 @@
         </w:tc>
         <w:tc>
           <w:tcPr>
-            <w:tcW w:w="0" w:type="auto"/>
+            <w:tcW w:w="2381" w:type="dxa"/>
             <w:vAlign w:val="center"/>
             <w:hideMark/>
           </w:tcPr>
@@ -804,6 +804,7 @@
           </w:tcPr>
           <w:p>
             <w:pPr>
+              <w:ind w:firstLine="0"/>
               <w:rPr>
                 <w:b/>
                 <w:bCs/>
@@ -828,6 +829,7 @@
           </w:tcPr>
           <w:p>
             <w:pPr>
+              <w:ind w:firstLine="0"/>
               <w:rPr>
                 <w:b/>
                 <w:bCs/>
@@ -855,15 +857,11 @@
           <w:p>
             <w:pPr>
               <w:rPr>
-                <w:b/>
-                <w:bCs/>
-                <w:lang w:val="ru-BY"/>
-              </w:rPr>
-            </w:pPr>
-            <w:r>
-              <w:rPr>
-                <w:b/>
-                <w:bCs/>
+                <w:lang w:val="ru-BY"/>
+              </w:rPr>
+            </w:pPr>
+            <w:r>
+              <w:rPr>
                 <w:lang w:val="ru-BY"/>
               </w:rPr>
               <w:t>FR-01</w:t>
@@ -879,15 +877,11 @@
           <w:p>
             <w:pPr>
               <w:rPr>
-                <w:b/>
-                <w:bCs/>
-                <w:lang w:val="ru-BY"/>
-              </w:rPr>
-            </w:pPr>
-            <w:r>
-              <w:rPr>
-                <w:b/>
-                <w:bCs/>
+                <w:lang w:val="ru-BY"/>
+              </w:rPr>
+            </w:pPr>
+            <w:r>
+              <w:rPr>
                 <w:lang w:val="ru-BY"/>
               </w:rPr>
               <w:t>Фильтрация по времени</w:t>
@@ -903,15 +897,11 @@
           <w:p>
             <w:pPr>
               <w:rPr>
-                <w:b/>
-                <w:bCs/>
-                <w:lang w:val="ru-BY"/>
-              </w:rPr>
-            </w:pPr>
-            <w:r>
-              <w:rPr>
-                <w:b/>
-                <w:bCs/>
+                <w:lang w:val="ru-BY"/>
+              </w:rPr>
+            </w:pPr>
+            <w:r>
+              <w:rPr>
                 <w:lang w:val="ru-BY"/>
               </w:rPr>
               <w:t>BR-01</w:t>
@@ -920,23 +910,19 @@
         </w:tc>
         <w:tc>
           <w:tcPr>
-            <w:tcW w:w="0" w:type="auto"/>
-            <w:vAlign w:val="center"/>
-            <w:hideMark/>
-          </w:tcPr>
-          <w:p>
-            <w:pPr>
-              <w:rPr>
-                <w:b/>
-                <w:bCs/>
+            <w:tcW w:w="1356" w:type="dxa"/>
+            <w:vAlign w:val="center"/>
+            <w:hideMark/>
+          </w:tcPr>
+          <w:p>
+            <w:pPr>
+              <w:rPr>
                 <w:lang w:val="ru-BY"/>
               </w:rPr>
             </w:pPr>
             <w:proofErr w:type="spellStart"/>
             <w:r>
               <w:rPr>
-                <w:b/>
-                <w:bCs/>
                 <w:lang w:val="ru-BY"/>
               </w:rPr>
               <w:t>FilterEngine</w:t>
@@ -946,23 +932,19 @@
         </w:tc>
         <w:tc>
           <w:tcPr>
-            <w:tcW w:w="0" w:type="auto"/>
-            <w:vAlign w:val="center"/>
-            <w:hideMark/>
-          </w:tcPr>
-          <w:p>
-            <w:pPr>
-              <w:rPr>
-                <w:b/>
-                <w:bCs/>
+            <w:tcW w:w="2381" w:type="dxa"/>
+            <w:vAlign w:val="center"/>
+            <w:hideMark/>
+          </w:tcPr>
+          <w:p>
+            <w:pPr>
+              <w:rPr>
                 <w:lang w:val="ru-BY"/>
               </w:rPr>
             </w:pPr>
             <w:proofErr w:type="spellStart"/>
             <w:r>
               <w:rPr>
-                <w:b/>
-                <w:bCs/>
                 <w:lang w:val="ru-BY"/>
               </w:rPr>
               <w:t>TimeFilter.cs</w:t>
@@ -979,15 +961,11 @@
           <w:p>
             <w:pPr>
               <w:rPr>
-                <w:b/>
-                <w:bCs/>
-                <w:lang w:val="ru-BY"/>
-              </w:rPr>
-            </w:pPr>
-            <w:r>
-              <w:rPr>
-                <w:b/>
-                <w:bCs/>
+                <w:lang w:val="ru-BY"/>
+              </w:rPr>
+            </w:pPr>
+            <w:r>
+              <w:rPr>
                 <w:lang w:val="ru-BY"/>
               </w:rPr>
               <w:t>TC-01, TC-02</w:t>
@@ -1003,15 +981,11 @@
           <w:p>
             <w:pPr>
               <w:rPr>
-                <w:b/>
-                <w:bCs/>
-                <w:lang w:val="ru-BY"/>
-              </w:rPr>
-            </w:pPr>
-            <w:r>
-              <w:rPr>
-                <w:b/>
-                <w:bCs/>
+                <w:lang w:val="ru-BY"/>
+              </w:rPr>
+            </w:pPr>
+            <w:r>
+              <w:rPr>
                 <w:lang w:val="ru-BY"/>
               </w:rPr>
               <w:t>Выполнено</w:t>
@@ -1029,15 +1003,11 @@
           <w:p>
             <w:pPr>
               <w:rPr>
-                <w:b/>
-                <w:bCs/>
-                <w:lang w:val="ru-BY"/>
-              </w:rPr>
-            </w:pPr>
-            <w:r>
-              <w:rPr>
-                <w:b/>
-                <w:bCs/>
+                <w:lang w:val="ru-BY"/>
+              </w:rPr>
+            </w:pPr>
+            <w:r>
+              <w:rPr>
                 <w:lang w:val="ru-BY"/>
               </w:rPr>
               <w:t>FR-02</w:t>
@@ -1053,15 +1023,11 @@
           <w:p>
             <w:pPr>
               <w:rPr>
-                <w:b/>
-                <w:bCs/>
-                <w:lang w:val="ru-BY"/>
-              </w:rPr>
-            </w:pPr>
-            <w:r>
-              <w:rPr>
-                <w:b/>
-                <w:bCs/>
+                <w:lang w:val="ru-BY"/>
+              </w:rPr>
+            </w:pPr>
+            <w:r>
+              <w:rPr>
                 <w:lang w:val="ru-BY"/>
               </w:rPr>
               <w:t>Сортировка рецептов</w:t>
@@ -1077,15 +1043,11 @@
           <w:p>
             <w:pPr>
               <w:rPr>
-                <w:b/>
-                <w:bCs/>
-                <w:lang w:val="ru-BY"/>
-              </w:rPr>
-            </w:pPr>
-            <w:r>
-              <w:rPr>
-                <w:b/>
-                <w:bCs/>
+                <w:lang w:val="ru-BY"/>
+              </w:rPr>
+            </w:pPr>
+            <w:r>
+              <w:rPr>
                 <w:lang w:val="ru-BY"/>
               </w:rPr>
               <w:t>BR-02</w:t>
@@ -1094,23 +1056,19 @@
         </w:tc>
         <w:tc>
           <w:tcPr>
-            <w:tcW w:w="0" w:type="auto"/>
-            <w:vAlign w:val="center"/>
-            <w:hideMark/>
-          </w:tcPr>
-          <w:p>
-            <w:pPr>
-              <w:rPr>
-                <w:b/>
-                <w:bCs/>
+            <w:tcW w:w="1356" w:type="dxa"/>
+            <w:vAlign w:val="center"/>
+            <w:hideMark/>
+          </w:tcPr>
+          <w:p>
+            <w:pPr>
+              <w:rPr>
                 <w:lang w:val="ru-BY"/>
               </w:rPr>
             </w:pPr>
             <w:proofErr w:type="spellStart"/>
             <w:r>
               <w:rPr>
-                <w:b/>
-                <w:bCs/>
                 <w:lang w:val="ru-BY"/>
               </w:rPr>
               <w:t>SortingService</w:t>
@@ -1120,23 +1078,19 @@
         </w:tc>
         <w:tc>
           <w:tcPr>
-            <w:tcW w:w="0" w:type="auto"/>
-            <w:vAlign w:val="center"/>
-            <w:hideMark/>
-          </w:tcPr>
-          <w:p>
-            <w:pPr>
-              <w:rPr>
-                <w:b/>
-                <w:bCs/>
+            <w:tcW w:w="2381" w:type="dxa"/>
+            <w:vAlign w:val="center"/>
+            <w:hideMark/>
+          </w:tcPr>
+          <w:p>
+            <w:pPr>
+              <w:rPr>
                 <w:lang w:val="ru-BY"/>
               </w:rPr>
             </w:pPr>
             <w:proofErr w:type="spellStart"/>
             <w:r>
               <w:rPr>
-                <w:b/>
-                <w:bCs/>
                 <w:lang w:val="ru-BY"/>
               </w:rPr>
               <w:t>Sorting.cs</w:t>
@@ -1153,15 +1107,11 @@
           <w:p>
             <w:pPr>
               <w:rPr>
-                <w:b/>
-                <w:bCs/>
-                <w:lang w:val="ru-BY"/>
-              </w:rPr>
-            </w:pPr>
-            <w:r>
-              <w:rPr>
-                <w:b/>
-                <w:bCs/>
+                <w:lang w:val="ru-BY"/>
+              </w:rPr>
+            </w:pPr>
+            <w:r>
+              <w:rPr>
                 <w:lang w:val="ru-BY"/>
               </w:rPr>
               <w:t>TC-03, TC-04</w:t>
@@ -1177,18 +1127,14 @@
           <w:p>
             <w:pPr>
               <w:rPr>
-                <w:b/>
-                <w:bCs/>
-                <w:lang w:val="ru-BY"/>
-              </w:rPr>
-            </w:pPr>
-            <w:r>
-              <w:rPr>
-                <w:b/>
-                <w:bCs/>
-                <w:lang w:val="ru-BY"/>
-              </w:rPr>
-              <w:t>В процессе</w:t>
+                <w:lang w:val="ru-BY"/>
+              </w:rPr>
+            </w:pPr>
+            <w:r>
+              <w:rPr>
+                <w:lang w:val="ru-BY"/>
+              </w:rPr>
+              <w:t>Выполнено</w:t>
             </w:r>
           </w:p>
         </w:tc>
@@ -1198,172 +1144,91 @@
           <w:tcPr>
             <w:tcW w:w="0" w:type="auto"/>
             <w:vAlign w:val="center"/>
-            <w:hideMark/>
-          </w:tcPr>
-          <w:p>
-            <w:pPr>
-              <w:rPr>
-                <w:b/>
-                <w:bCs/>
-                <w:lang w:val="ru-BY"/>
-              </w:rPr>
-            </w:pPr>
-            <w:r>
-              <w:rPr>
-                <w:b/>
-                <w:bCs/>
-                <w:lang w:val="ru-BY"/>
-              </w:rPr>
-              <w:t>FR-03</w:t>
-            </w:r>
-          </w:p>
-        </w:tc>
-        <w:tc>
-          <w:tcPr>
-            <w:tcW w:w="0" w:type="auto"/>
-            <w:vAlign w:val="center"/>
-            <w:hideMark/>
-          </w:tcPr>
-          <w:p>
-            <w:pPr>
-              <w:rPr>
-                <w:b/>
-                <w:bCs/>
-                <w:lang w:val="ru-BY"/>
-              </w:rPr>
-            </w:pPr>
-            <w:r>
-              <w:rPr>
-                <w:b/>
-                <w:bCs/>
-                <w:lang w:val="ru-BY"/>
-              </w:rPr>
-              <w:t>Генерация списка покупок</w:t>
-            </w:r>
-          </w:p>
-        </w:tc>
-        <w:tc>
-          <w:tcPr>
-            <w:tcW w:w="0" w:type="auto"/>
-            <w:vAlign w:val="center"/>
-            <w:hideMark/>
-          </w:tcPr>
-          <w:p>
-            <w:pPr>
-              <w:rPr>
-                <w:b/>
-                <w:bCs/>
-                <w:lang w:val="ru-BY"/>
-              </w:rPr>
-            </w:pPr>
-            <w:r>
-              <w:rPr>
-                <w:b/>
-                <w:bCs/>
-                <w:lang w:val="ru-BY"/>
-              </w:rPr>
-              <w:t>BR-02</w:t>
-            </w:r>
-          </w:p>
-        </w:tc>
-        <w:tc>
-          <w:tcPr>
-            <w:tcW w:w="0" w:type="auto"/>
-            <w:vAlign w:val="center"/>
-            <w:hideMark/>
-          </w:tcPr>
-          <w:p>
-            <w:pPr>
-              <w:rPr>
-                <w:b/>
-                <w:bCs/>
-                <w:lang w:val="ru-BY"/>
-              </w:rPr>
-            </w:pPr>
-            <w:proofErr w:type="spellStart"/>
-            <w:r>
-              <w:rPr>
-                <w:b/>
-                <w:bCs/>
-                <w:lang w:val="ru-BY"/>
-              </w:rPr>
-              <w:t>ShoppingListGenerator</w:t>
-            </w:r>
-            <w:proofErr w:type="spellEnd"/>
-          </w:p>
-        </w:tc>
-        <w:tc>
-          <w:tcPr>
-            <w:tcW w:w="0" w:type="auto"/>
-            <w:vAlign w:val="center"/>
-            <w:hideMark/>
-          </w:tcPr>
-          <w:p>
-            <w:pPr>
-              <w:rPr>
-                <w:b/>
-                <w:bCs/>
-                <w:lang w:val="ru-BY"/>
-              </w:rPr>
-            </w:pPr>
-            <w:proofErr w:type="spellStart"/>
-            <w:r>
-              <w:rPr>
-                <w:b/>
-                <w:bCs/>
-                <w:lang w:val="ru-BY"/>
-              </w:rPr>
-              <w:t>ShoppingList.cs</w:t>
-            </w:r>
-            <w:proofErr w:type="spellEnd"/>
-          </w:p>
-        </w:tc>
-        <w:tc>
-          <w:tcPr>
-            <w:tcW w:w="0" w:type="auto"/>
-            <w:vAlign w:val="center"/>
-            <w:hideMark/>
-          </w:tcPr>
-          <w:p>
-            <w:pPr>
-              <w:rPr>
-                <w:b/>
-                <w:bCs/>
-                <w:lang w:val="ru-BY"/>
-              </w:rPr>
-            </w:pPr>
-            <w:r>
-              <w:rPr>
-                <w:b/>
-                <w:bCs/>
-                <w:lang w:val="ru-BY"/>
-              </w:rPr>
-              <w:t>TC-05</w:t>
-            </w:r>
-          </w:p>
-        </w:tc>
-        <w:tc>
-          <w:tcPr>
-            <w:tcW w:w="0" w:type="auto"/>
-            <w:vAlign w:val="center"/>
-            <w:hideMark/>
-          </w:tcPr>
-          <w:p>
-            <w:pPr>
-              <w:rPr>
-                <w:b/>
-                <w:bCs/>
-                <w:lang w:val="ru-BY"/>
-              </w:rPr>
-            </w:pPr>
-            <w:r>
-              <w:rPr>
-                <w:b/>
-                <w:bCs/>
-                <w:lang w:val="ru-BY"/>
-              </w:rPr>
-              <w:t>Выполнено</w:t>
-            </w:r>
+          </w:tcPr>
+          <w:p>
+            <w:pPr>
+              <w:rPr>
+                <w:lang w:val="ru-BY"/>
+              </w:rPr>
+            </w:pPr>
+          </w:p>
+        </w:tc>
+        <w:tc>
+          <w:tcPr>
+            <w:tcW w:w="0" w:type="auto"/>
+            <w:vAlign w:val="center"/>
+          </w:tcPr>
+          <w:p>
+            <w:pPr>
+              <w:rPr>
+                <w:lang w:val="ru-BY"/>
+              </w:rPr>
+            </w:pPr>
+          </w:p>
+        </w:tc>
+        <w:tc>
+          <w:tcPr>
+            <w:tcW w:w="0" w:type="auto"/>
+            <w:vAlign w:val="center"/>
+          </w:tcPr>
+          <w:p>
+            <w:pPr>
+              <w:rPr>
+                <w:lang w:val="ru-BY"/>
+              </w:rPr>
+            </w:pPr>
+          </w:p>
+        </w:tc>
+        <w:tc>
+          <w:tcPr>
+            <w:tcW w:w="1356" w:type="dxa"/>
+            <w:vAlign w:val="center"/>
+          </w:tcPr>
+          <w:p>
+            <w:pPr>
+              <w:rPr>
+                <w:lang w:val="ru-BY"/>
+              </w:rPr>
+            </w:pPr>
+          </w:p>
+        </w:tc>
+        <w:tc>
+          <w:tcPr>
+            <w:tcW w:w="2381" w:type="dxa"/>
+            <w:vAlign w:val="center"/>
+          </w:tcPr>
+          <w:p>
+            <w:pPr>
+              <w:rPr>
+                <w:lang w:val="ru-BY"/>
+              </w:rPr>
+            </w:pPr>
+          </w:p>
+        </w:tc>
+        <w:tc>
+          <w:tcPr>
+            <w:tcW w:w="0" w:type="auto"/>
+            <w:vAlign w:val="center"/>
+          </w:tcPr>
+          <w:p>
+            <w:pPr>
+              <w:rPr>
+                <w:lang w:val="ru-BY"/>
+              </w:rPr>
+            </w:pPr>
+          </w:p>
+        </w:tc>
+        <w:tc>
+          <w:tcPr>
+            <w:tcW w:w="0" w:type="auto"/>
+            <w:vAlign w:val="center"/>
+          </w:tcPr>
+          <w:p>
+            <w:pPr>
+              <w:rPr>
+                <w:lang w:val="ru-BY"/>
+              </w:rPr>
+            </w:pPr>
           </w:p>
         </w:tc>
       </w:tr>
@@ -1377,15 +1242,157 @@
           <w:p>
             <w:pPr>
               <w:rPr>
-                <w:b/>
-                <w:bCs/>
-                <w:lang w:val="ru-BY"/>
-              </w:rPr>
-            </w:pPr>
-            <w:r>
-              <w:rPr>
-                <w:b/>
-                <w:bCs/>
+                <w:lang w:val="ru-BY"/>
+              </w:rPr>
+            </w:pPr>
+            <w:r>
+              <w:rPr>
+                <w:lang w:val="ru-BY"/>
+              </w:rPr>
+              <w:t>FR-03</w:t>
+            </w:r>
+          </w:p>
+        </w:tc>
+        <w:tc>
+          <w:tcPr>
+            <w:tcW w:w="0" w:type="auto"/>
+            <w:vAlign w:val="center"/>
+            <w:hideMark/>
+          </w:tcPr>
+          <w:p>
+            <w:pPr>
+              <w:rPr>
+                <w:lang w:val="ru-BY"/>
+              </w:rPr>
+            </w:pPr>
+            <w:r>
+              <w:rPr>
+                <w:lang w:val="ru-BY"/>
+              </w:rPr>
+              <w:t>Генерация списка покупок</w:t>
+            </w:r>
+          </w:p>
+        </w:tc>
+        <w:tc>
+          <w:tcPr>
+            <w:tcW w:w="0" w:type="auto"/>
+            <w:vAlign w:val="center"/>
+            <w:hideMark/>
+          </w:tcPr>
+          <w:p>
+            <w:pPr>
+              <w:rPr>
+                <w:lang w:val="ru-BY"/>
+              </w:rPr>
+            </w:pPr>
+            <w:r>
+              <w:rPr>
+                <w:lang w:val="ru-BY"/>
+              </w:rPr>
+              <w:t>BR-02</w:t>
+            </w:r>
+          </w:p>
+        </w:tc>
+        <w:tc>
+          <w:tcPr>
+            <w:tcW w:w="1356" w:type="dxa"/>
+            <w:vAlign w:val="center"/>
+            <w:hideMark/>
+          </w:tcPr>
+          <w:p>
+            <w:pPr>
+              <w:rPr>
+                <w:lang w:val="ru-BY"/>
+              </w:rPr>
+            </w:pPr>
+            <w:proofErr w:type="spellStart"/>
+            <w:r>
+              <w:rPr>
+                <w:lang w:val="ru-BY"/>
+              </w:rPr>
+              <w:t>ShoppingListGenerator</w:t>
+            </w:r>
+            <w:proofErr w:type="spellEnd"/>
+          </w:p>
+        </w:tc>
+        <w:tc>
+          <w:tcPr>
+            <w:tcW w:w="2381" w:type="dxa"/>
+            <w:vAlign w:val="center"/>
+            <w:hideMark/>
+          </w:tcPr>
+          <w:p>
+            <w:pPr>
+              <w:rPr>
+                <w:lang w:val="ru-BY"/>
+              </w:rPr>
+            </w:pPr>
+            <w:proofErr w:type="spellStart"/>
+            <w:r>
+              <w:rPr>
+                <w:lang w:val="ru-BY"/>
+              </w:rPr>
+              <w:t>ShoppingList.cs</w:t>
+            </w:r>
+            <w:proofErr w:type="spellEnd"/>
+          </w:p>
+        </w:tc>
+        <w:tc>
+          <w:tcPr>
+            <w:tcW w:w="0" w:type="auto"/>
+            <w:vAlign w:val="center"/>
+            <w:hideMark/>
+          </w:tcPr>
+          <w:p>
+            <w:pPr>
+              <w:rPr>
+                <w:lang w:val="ru-BY"/>
+              </w:rPr>
+            </w:pPr>
+            <w:r>
+              <w:rPr>
+                <w:lang w:val="ru-BY"/>
+              </w:rPr>
+              <w:t>TC-05</w:t>
+            </w:r>
+          </w:p>
+        </w:tc>
+        <w:tc>
+          <w:tcPr>
+            <w:tcW w:w="0" w:type="auto"/>
+            <w:vAlign w:val="center"/>
+            <w:hideMark/>
+          </w:tcPr>
+          <w:p>
+            <w:pPr>
+              <w:rPr>
+                <w:lang w:val="ru-BY"/>
+              </w:rPr>
+            </w:pPr>
+            <w:r>
+              <w:rPr>
+                <w:lang w:val="ru-BY"/>
+              </w:rPr>
+              <w:t>Выполнено</w:t>
+            </w:r>
+          </w:p>
+        </w:tc>
+      </w:tr>
+      <w:tr>
+        <w:tc>
+          <w:tcPr>
+            <w:tcW w:w="0" w:type="auto"/>
+            <w:vAlign w:val="center"/>
+            <w:hideMark/>
+          </w:tcPr>
+          <w:p>
+            <w:pPr>
+              <w:rPr>
+                <w:lang w:val="ru-BY"/>
+              </w:rPr>
+            </w:pPr>
+            <w:r>
+              <w:rPr>
                 <w:lang w:val="ru-BY"/>
               </w:rPr>
               <w:t>FR-04</w:t>
@@ -1401,15 +1408,11 @@
           <w:p>
             <w:pPr>
               <w:rPr>
-                <w:b/>
-                <w:bCs/>
-                <w:lang w:val="ru-BY"/>
-              </w:rPr>
-            </w:pPr>
-            <w:r>
-              <w:rPr>
-                <w:b/>
-                <w:bCs/>
+                <w:lang w:val="ru-BY"/>
+              </w:rPr>
+            </w:pPr>
+            <w:r>
+              <w:rPr>
                 <w:lang w:val="ru-BY"/>
               </w:rPr>
               <w:t>Добавление в избранное</w:t>
@@ -1425,15 +1428,11 @@
           <w:p>
             <w:pPr>
               <w:rPr>
-                <w:b/>
-                <w:bCs/>
-                <w:lang w:val="ru-BY"/>
-              </w:rPr>
-            </w:pPr>
-            <w:r>
-              <w:rPr>
-                <w:b/>
-                <w:bCs/>
+                <w:lang w:val="ru-BY"/>
+              </w:rPr>
+            </w:pPr>
+            <w:r>
+              <w:rPr>
                 <w:lang w:val="ru-BY"/>
               </w:rPr>
               <w:t>BR-02</w:t>
@@ -1442,23 +1441,19 @@
         </w:tc>
         <w:tc>
           <w:tcPr>
-            <w:tcW w:w="0" w:type="auto"/>
-            <w:vAlign w:val="center"/>
-            <w:hideMark/>
-          </w:tcPr>
-          <w:p>
-            <w:pPr>
-              <w:rPr>
-                <w:b/>
-                <w:bCs/>
+            <w:tcW w:w="1356" w:type="dxa"/>
+            <w:vAlign w:val="center"/>
+            <w:hideMark/>
+          </w:tcPr>
+          <w:p>
+            <w:pPr>
+              <w:rPr>
                 <w:lang w:val="ru-BY"/>
               </w:rPr>
             </w:pPr>
             <w:proofErr w:type="spellStart"/>
             <w:r>
               <w:rPr>
-                <w:b/>
-                <w:bCs/>
                 <w:lang w:val="ru-BY"/>
               </w:rPr>
               <w:t>FavoritesManager</w:t>
@@ -1468,23 +1463,19 @@
         </w:tc>
         <w:tc>
           <w:tcPr>
-            <w:tcW w:w="0" w:type="auto"/>
-            <w:vAlign w:val="center"/>
-            <w:hideMark/>
-          </w:tcPr>
-          <w:p>
-            <w:pPr>
-              <w:rPr>
-                <w:b/>
-                <w:bCs/>
+            <w:tcW w:w="2381" w:type="dxa"/>
+            <w:vAlign w:val="center"/>
+            <w:hideMark/>
+          </w:tcPr>
+          <w:p>
+            <w:pPr>
+              <w:rPr>
                 <w:lang w:val="ru-BY"/>
               </w:rPr>
             </w:pPr>
             <w:proofErr w:type="spellStart"/>
             <w:r>
               <w:rPr>
-                <w:b/>
-                <w:bCs/>
                 <w:lang w:val="ru-BY"/>
               </w:rPr>
               <w:t>Favorites.cs</w:t>
@@ -1501,15 +1492,11 @@
           <w:p>
             <w:pPr>
               <w:rPr>
-                <w:b/>
-                <w:bCs/>
-                <w:lang w:val="ru-BY"/>
-              </w:rPr>
-            </w:pPr>
-            <w:r>
-              <w:rPr>
-                <w:b/>
-                <w:bCs/>
+                <w:lang w:val="ru-BY"/>
+              </w:rPr>
+            </w:pPr>
+            <w:r>
+              <w:rPr>
                 <w:lang w:val="ru-BY"/>
               </w:rPr>
               <w:t>TC-06</w:t>
@@ -1525,18 +1512,14 @@
           <w:p>
             <w:pPr>
               <w:rPr>
-                <w:b/>
-                <w:bCs/>
-                <w:lang w:val="ru-BY"/>
-              </w:rPr>
-            </w:pPr>
-            <w:r>
-              <w:rPr>
-                <w:b/>
-                <w:bCs/>
-                <w:lang w:val="ru-BY"/>
-              </w:rPr>
-              <w:t>Не начато</w:t>
+                <w:lang w:val="ru-BY"/>
+              </w:rPr>
+            </w:pPr>
+            <w:r>
+              <w:rPr>
+                <w:lang w:val="ru-BY"/>
+              </w:rPr>
+              <w:t>Выполнено</w:t>
             </w:r>
           </w:p>
         </w:tc>
@@ -1577,9 +1560,9 @@
         <w:tblLook w:val="04A0" w:firstRow="1" w:lastRow="0" w:firstColumn="1" w:lastColumn="0" w:noHBand="0" w:noVBand="1"/>
       </w:tblPr>
       <w:tblGrid>
-        <w:gridCol w:w="1434"/>
-        <w:gridCol w:w="2659"/>
-        <w:gridCol w:w="5252"/>
+        <w:gridCol w:w="1458"/>
+        <w:gridCol w:w="2723"/>
+        <w:gridCol w:w="5164"/>
       </w:tblGrid>
       <w:tr>
         <w:trPr>
@@ -1672,15 +1655,11 @@
             <w:pPr>
               <w:jc w:val="center"/>
               <w:rPr>
-                <w:b/>
-                <w:bCs/>
-                <w:lang w:val="ru-BY"/>
-              </w:rPr>
-            </w:pPr>
-            <w:r>
-              <w:rPr>
-                <w:b/>
-                <w:bCs/>
+                <w:lang w:val="ru-BY"/>
+              </w:rPr>
+            </w:pPr>
+            <w:r>
+              <w:rPr>
                 <w:lang w:val="ru-BY"/>
               </w:rPr>
               <w:t>TC-01</w:t>
@@ -1697,15 +1676,11 @@
             <w:pPr>
               <w:jc w:val="center"/>
               <w:rPr>
-                <w:b/>
-                <w:bCs/>
-                <w:lang w:val="ru-BY"/>
-              </w:rPr>
-            </w:pPr>
-            <w:r>
-              <w:rPr>
-                <w:b/>
-                <w:bCs/>
+                <w:lang w:val="ru-BY"/>
+              </w:rPr>
+            </w:pPr>
+            <w:r>
+              <w:rPr>
                 <w:lang w:val="ru-BY"/>
               </w:rPr>
               <w:t>FR-01</w:t>
@@ -1722,15 +1697,11 @@
             <w:pPr>
               <w:jc w:val="center"/>
               <w:rPr>
-                <w:b/>
-                <w:bCs/>
-                <w:lang w:val="ru-BY"/>
-              </w:rPr>
-            </w:pPr>
-            <w:r>
-              <w:rPr>
-                <w:b/>
-                <w:bCs/>
+                <w:lang w:val="ru-BY"/>
+              </w:rPr>
+            </w:pPr>
+            <w:r>
+              <w:rPr>
                 <w:lang w:val="ru-BY"/>
               </w:rPr>
               <w:t>Проверить, что фильтр отображает только рецепты с временем ≤30 минут.</w:t>
@@ -1749,15 +1720,11 @@
             <w:pPr>
               <w:jc w:val="center"/>
               <w:rPr>
-                <w:b/>
-                <w:bCs/>
-                <w:lang w:val="ru-BY"/>
-              </w:rPr>
-            </w:pPr>
-            <w:r>
-              <w:rPr>
-                <w:b/>
-                <w:bCs/>
+                <w:lang w:val="ru-BY"/>
+              </w:rPr>
+            </w:pPr>
+            <w:r>
+              <w:rPr>
                 <w:lang w:val="ru-BY"/>
               </w:rPr>
               <w:t>TC-02</w:t>
@@ -1774,15 +1741,11 @@
             <w:pPr>
               <w:jc w:val="center"/>
               <w:rPr>
-                <w:b/>
-                <w:bCs/>
-                <w:lang w:val="ru-BY"/>
-              </w:rPr>
-            </w:pPr>
-            <w:r>
-              <w:rPr>
-                <w:b/>
-                <w:bCs/>
+                <w:lang w:val="ru-BY"/>
+              </w:rPr>
+            </w:pPr>
+            <w:r>
+              <w:rPr>
                 <w:lang w:val="ru-BY"/>
               </w:rPr>
               <w:t>FR-01</w:t>
@@ -1799,15 +1762,11 @@
             <w:pPr>
               <w:jc w:val="center"/>
               <w:rPr>
-                <w:b/>
-                <w:bCs/>
-                <w:lang w:val="ru-BY"/>
-              </w:rPr>
-            </w:pPr>
-            <w:r>
-              <w:rPr>
-                <w:b/>
-                <w:bCs/>
+                <w:lang w:val="ru-BY"/>
+              </w:rPr>
+            </w:pPr>
+            <w:r>
+              <w:rPr>
                 <w:lang w:val="ru-BY"/>
               </w:rPr>
               <w:t>Проверить исключение рецептов без указанного времени.</w:t>
@@ -1826,15 +1785,11 @@
             <w:pPr>
               <w:jc w:val="center"/>
               <w:rPr>
-                <w:b/>
-                <w:bCs/>
-                <w:lang w:val="ru-BY"/>
-              </w:rPr>
-            </w:pPr>
-            <w:r>
-              <w:rPr>
-                <w:b/>
-                <w:bCs/>
+                <w:lang w:val="ru-BY"/>
+              </w:rPr>
+            </w:pPr>
+            <w:r>
+              <w:rPr>
                 <w:lang w:val="ru-BY"/>
               </w:rPr>
               <w:t>TC-03</w:t>
@@ -1851,15 +1806,11 @@
             <w:pPr>
               <w:jc w:val="center"/>
               <w:rPr>
-                <w:b/>
-                <w:bCs/>
-                <w:lang w:val="ru-BY"/>
-              </w:rPr>
-            </w:pPr>
-            <w:r>
-              <w:rPr>
-                <w:b/>
-                <w:bCs/>
+                <w:lang w:val="ru-BY"/>
+              </w:rPr>
+            </w:pPr>
+            <w:r>
+              <w:rPr>
                 <w:lang w:val="ru-BY"/>
               </w:rPr>
               <w:t>FR-02</w:t>
@@ -1876,15 +1827,11 @@
             <w:pPr>
               <w:jc w:val="center"/>
               <w:rPr>
-                <w:b/>
-                <w:bCs/>
-                <w:lang w:val="ru-BY"/>
-              </w:rPr>
-            </w:pPr>
-            <w:r>
-              <w:rPr>
-                <w:b/>
-                <w:bCs/>
+                <w:lang w:val="ru-BY"/>
+              </w:rPr>
+            </w:pPr>
+            <w:r>
+              <w:rPr>
                 <w:lang w:val="ru-BY"/>
               </w:rPr>
               <w:t>Проверить сортировку по сложности (легкие → сложные).</w:t>
@@ -1903,17 +1850,14 @@
             <w:pPr>
               <w:jc w:val="center"/>
               <w:rPr>
-                <w:b/>
-                <w:bCs/>
-                <w:lang w:val="ru-BY"/>
-              </w:rPr>
-            </w:pPr>
-            <w:r>
-              <w:rPr>
-                <w:b/>
-                <w:bCs/>
-                <w:lang w:val="ru-BY"/>
-              </w:rPr>
+                <w:lang w:val="ru-BY"/>
+              </w:rPr>
+            </w:pPr>
+            <w:r>
+              <w:rPr>
+                <w:lang w:val="ru-BY"/>
+              </w:rPr>
+              <w:lastRenderedPageBreak/>
               <w:t>TC-04</w:t>
             </w:r>
           </w:p>
@@ -1928,15 +1872,11 @@
             <w:pPr>
               <w:jc w:val="center"/>
               <w:rPr>
-                <w:b/>
-                <w:bCs/>
-                <w:lang w:val="ru-BY"/>
-              </w:rPr>
-            </w:pPr>
-            <w:r>
-              <w:rPr>
-                <w:b/>
-                <w:bCs/>
+                <w:lang w:val="ru-BY"/>
+              </w:rPr>
+            </w:pPr>
+            <w:r>
+              <w:rPr>
                 <w:lang w:val="ru-BY"/>
               </w:rPr>
               <w:t>FR-02</w:t>
@@ -1953,15 +1893,11 @@
             <w:pPr>
               <w:jc w:val="center"/>
               <w:rPr>
-                <w:b/>
-                <w:bCs/>
-                <w:lang w:val="ru-BY"/>
-              </w:rPr>
-            </w:pPr>
-            <w:r>
-              <w:rPr>
-                <w:b/>
-                <w:bCs/>
+                <w:lang w:val="ru-BY"/>
+              </w:rPr>
+            </w:pPr>
+            <w:r>
+              <w:rPr>
                 <w:lang w:val="ru-BY"/>
               </w:rPr>
               <w:t>Проверить сортировку по рейтингу (высокий → низкий).</w:t>
@@ -1980,18 +1916,13 @@
             <w:pPr>
               <w:jc w:val="center"/>
               <w:rPr>
-                <w:b/>
-                <w:bCs/>
-                <w:lang w:val="ru-BY"/>
-              </w:rPr>
-            </w:pPr>
-            <w:r>
-              <w:rPr>
-                <w:b/>
-                <w:bCs/>
-                <w:lang w:val="ru-BY"/>
-              </w:rPr>
-              <w:lastRenderedPageBreak/>
+                <w:lang w:val="ru-BY"/>
+              </w:rPr>
+            </w:pPr>
+            <w:r>
+              <w:rPr>
+                <w:lang w:val="ru-BY"/>
+              </w:rPr>
               <w:t>TC-05</w:t>
             </w:r>
           </w:p>
@@ -2006,15 +1937,11 @@
             <w:pPr>
               <w:jc w:val="center"/>
               <w:rPr>
-                <w:b/>
-                <w:bCs/>
-                <w:lang w:val="ru-BY"/>
-              </w:rPr>
-            </w:pPr>
-            <w:r>
-              <w:rPr>
-                <w:b/>
-                <w:bCs/>
+                <w:lang w:val="ru-BY"/>
+              </w:rPr>
+            </w:pPr>
+            <w:r>
+              <w:rPr>
                 <w:lang w:val="ru-BY"/>
               </w:rPr>
               <w:t>FR-03</w:t>
@@ -2031,15 +1958,11 @@
             <w:pPr>
               <w:jc w:val="center"/>
               <w:rPr>
-                <w:b/>
-                <w:bCs/>
-                <w:lang w:val="ru-BY"/>
-              </w:rPr>
-            </w:pPr>
-            <w:r>
-              <w:rPr>
-                <w:b/>
-                <w:bCs/>
+                <w:lang w:val="ru-BY"/>
+              </w:rPr>
+            </w:pPr>
+            <w:r>
+              <w:rPr>
                 <w:lang w:val="ru-BY"/>
               </w:rPr>
               <w:t>Проверить корректность генерации списка покупок для выбранных рецептов.</w:t>
@@ -2058,15 +1981,11 @@
             <w:pPr>
               <w:jc w:val="center"/>
               <w:rPr>
-                <w:b/>
-                <w:bCs/>
-                <w:lang w:val="ru-BY"/>
-              </w:rPr>
-            </w:pPr>
-            <w:r>
-              <w:rPr>
-                <w:b/>
-                <w:bCs/>
+                <w:lang w:val="ru-BY"/>
+              </w:rPr>
+            </w:pPr>
+            <w:r>
+              <w:rPr>
                 <w:lang w:val="ru-BY"/>
               </w:rPr>
               <w:t>TC-06</w:t>
@@ -2083,15 +2002,11 @@
             <w:pPr>
               <w:jc w:val="center"/>
               <w:rPr>
-                <w:b/>
-                <w:bCs/>
-                <w:lang w:val="ru-BY"/>
-              </w:rPr>
-            </w:pPr>
-            <w:r>
-              <w:rPr>
-                <w:b/>
-                <w:bCs/>
+                <w:lang w:val="ru-BY"/>
+              </w:rPr>
+            </w:pPr>
+            <w:r>
+              <w:rPr>
                 <w:lang w:val="ru-BY"/>
               </w:rPr>
               <w:t>FR-04</w:t>
@@ -2108,15 +2023,11 @@
             <w:pPr>
               <w:jc w:val="center"/>
               <w:rPr>
-                <w:b/>
-                <w:bCs/>
-                <w:lang w:val="ru-BY"/>
-              </w:rPr>
-            </w:pPr>
-            <w:r>
-              <w:rPr>
-                <w:b/>
-                <w:bCs/>
+                <w:lang w:val="ru-BY"/>
+              </w:rPr>
+            </w:pPr>
+            <w:r>
+              <w:rPr>
                 <w:lang w:val="ru-BY"/>
               </w:rPr>
               <w:t>Проверить сохранение рецепта в избранном после нажатия кнопки.</w:t>
@@ -2241,8 +2152,8 @@
         <w:tblLook w:val="04A0" w:firstRow="1" w:lastRow="0" w:firstColumn="1" w:lastColumn="0" w:noHBand="0" w:noVBand="1"/>
       </w:tblPr>
       <w:tblGrid>
-        <w:gridCol w:w="3938"/>
-        <w:gridCol w:w="5407"/>
+        <w:gridCol w:w="3824"/>
+        <w:gridCol w:w="5521"/>
       </w:tblGrid>
       <w:tr>
         <w:trPr>
@@ -2310,16 +2221,12 @@
             <w:pPr>
               <w:jc w:val="left"/>
               <w:rPr>
-                <w:b/>
-                <w:bCs/>
                 <w:lang w:val="ru-BY"/>
               </w:rPr>
             </w:pPr>
             <w:proofErr w:type="spellStart"/>
             <w:r>
               <w:rPr>
-                <w:b/>
-                <w:bCs/>
                 <w:lang w:val="ru-BY"/>
               </w:rPr>
               <w:t>Функц</w:t>
@@ -2327,8 +2234,6 @@
             <w:proofErr w:type="spellEnd"/>
             <w:r>
               <w:rPr>
-                <w:b/>
-                <w:bCs/>
                 <w:lang w:val="ru-BY"/>
               </w:rPr>
               <w:t>. требование FR-02</w:t>
@@ -2345,15 +2250,11 @@
             <w:pPr>
               <w:jc w:val="left"/>
               <w:rPr>
-                <w:b/>
-                <w:bCs/>
-                <w:lang w:val="ru-BY"/>
-              </w:rPr>
-            </w:pPr>
-            <w:r>
-              <w:rPr>
-                <w:b/>
-                <w:bCs/>
+                <w:lang w:val="ru-BY"/>
+              </w:rPr>
+            </w:pPr>
+            <w:r>
+              <w:rPr>
                 <w:lang w:val="ru-BY"/>
               </w:rPr>
               <w:t>Обновить описание: добавить сортировку по количеству ингредиентов.</w:t>
@@ -2372,15 +2273,11 @@
             <w:pPr>
               <w:jc w:val="left"/>
               <w:rPr>
-                <w:b/>
-                <w:bCs/>
-                <w:lang w:val="ru-BY"/>
-              </w:rPr>
-            </w:pPr>
-            <w:r>
-              <w:rPr>
-                <w:b/>
-                <w:bCs/>
+                <w:lang w:val="ru-BY"/>
+              </w:rPr>
+            </w:pPr>
+            <w:r>
+              <w:rPr>
                 <w:lang w:val="ru-BY"/>
               </w:rPr>
               <w:t>Тест-кейсы TC-03, TC-04</w:t>
@@ -2397,15 +2294,11 @@
             <w:pPr>
               <w:jc w:val="left"/>
               <w:rPr>
-                <w:b/>
-                <w:bCs/>
-                <w:lang w:val="ru-BY"/>
-              </w:rPr>
-            </w:pPr>
-            <w:r>
-              <w:rPr>
-                <w:b/>
-                <w:bCs/>
+                <w:lang w:val="ru-BY"/>
+              </w:rPr>
+            </w:pPr>
+            <w:r>
+              <w:rPr>
                 <w:lang w:val="ru-BY"/>
               </w:rPr>
               <w:t>Добавить новые тесты для проверки сортировки по ингредиентам (TC-07, TC-08).</w:t>
@@ -2424,15 +2317,11 @@
             <w:pPr>
               <w:jc w:val="left"/>
               <w:rPr>
-                <w:b/>
-                <w:bCs/>
-                <w:lang w:val="ru-BY"/>
-              </w:rPr>
-            </w:pPr>
-            <w:r>
-              <w:rPr>
-                <w:b/>
-                <w:bCs/>
+                <w:lang w:val="ru-BY"/>
+              </w:rPr>
+            </w:pPr>
+            <w:r>
+              <w:rPr>
                 <w:lang w:val="ru-BY"/>
               </w:rPr>
               <w:t>UI/UX дизайн (страница фильтрации)</w:t>
@@ -2449,15 +2338,11 @@
             <w:pPr>
               <w:jc w:val="left"/>
               <w:rPr>
-                <w:b/>
-                <w:bCs/>
-                <w:lang w:val="ru-BY"/>
-              </w:rPr>
-            </w:pPr>
-            <w:r>
-              <w:rPr>
-                <w:b/>
-                <w:bCs/>
+                <w:lang w:val="ru-BY"/>
+              </w:rPr>
+            </w:pPr>
+            <w:r>
+              <w:rPr>
                 <w:lang w:val="ru-BY"/>
               </w:rPr>
               <w:t>Обновить интерфейс: добавить кнопку «Сортировка по ингредиентам».</w:t>
@@ -2476,15 +2361,11 @@
             <w:pPr>
               <w:jc w:val="left"/>
               <w:rPr>
-                <w:b/>
-                <w:bCs/>
-                <w:lang w:val="ru-BY"/>
-              </w:rPr>
-            </w:pPr>
-            <w:r>
-              <w:rPr>
-                <w:b/>
-                <w:bCs/>
+                <w:lang w:val="ru-BY"/>
+              </w:rPr>
+            </w:pPr>
+            <w:r>
+              <w:rPr>
                 <w:lang w:val="ru-BY"/>
               </w:rPr>
               <w:t>Код/Модуль (</w:t>
@@ -2492,8 +2373,6 @@
             <w:proofErr w:type="spellStart"/>
             <w:r>
               <w:rPr>
-                <w:b/>
-                <w:bCs/>
                 <w:lang w:val="ru-BY"/>
               </w:rPr>
               <w:t>Sorting.cs</w:t>
@@ -2501,8 +2380,6 @@
             <w:proofErr w:type="spellEnd"/>
             <w:r>
               <w:rPr>
-                <w:b/>
-                <w:bCs/>
                 <w:lang w:val="ru-BY"/>
               </w:rPr>
               <w:t>)</w:t>
@@ -2519,15 +2396,11 @@
             <w:pPr>
               <w:jc w:val="left"/>
               <w:rPr>
-                <w:b/>
-                <w:bCs/>
-                <w:lang w:val="ru-BY"/>
-              </w:rPr>
-            </w:pPr>
-            <w:r>
-              <w:rPr>
-                <w:b/>
-                <w:bCs/>
+                <w:lang w:val="ru-BY"/>
+              </w:rPr>
+            </w:pPr>
+            <w:r>
+              <w:rPr>
                 <w:lang w:val="ru-BY"/>
               </w:rPr>
               <w:t>Реализовать новый параметр сортировки и интегрировать в систему.</w:t>
@@ -2546,15 +2419,11 @@
             <w:pPr>
               <w:jc w:val="left"/>
               <w:rPr>
-                <w:b/>
-                <w:bCs/>
-                <w:lang w:val="ru-BY"/>
-              </w:rPr>
-            </w:pPr>
-            <w:r>
-              <w:rPr>
-                <w:b/>
-                <w:bCs/>
+                <w:lang w:val="ru-BY"/>
+              </w:rPr>
+            </w:pPr>
+            <w:r>
+              <w:rPr>
                 <w:lang w:val="ru-BY"/>
               </w:rPr>
               <w:t>Архитектура/Дизайн</w:t>
@@ -2571,15 +2440,11 @@
             <w:pPr>
               <w:jc w:val="left"/>
               <w:rPr>
-                <w:b/>
-                <w:bCs/>
-                <w:lang w:val="ru-BY"/>
-              </w:rPr>
-            </w:pPr>
-            <w:r>
-              <w:rPr>
-                <w:b/>
-                <w:bCs/>
+                <w:lang w:val="ru-BY"/>
+              </w:rPr>
+            </w:pPr>
+            <w:r>
+              <w:rPr>
                 <w:lang w:val="ru-BY"/>
               </w:rPr>
               <w:t>Проверить совместимость с текущей логикой сортировки.</w:t>
@@ -4601,6 +4466,7 @@
   <w:style w:type="character" w:default="1" w:styleId="a0">
     <w:name w:val="Default Paragraph Font"/>
     <w:uiPriority w:val="1"/>
+    <w:semiHidden/>
     <w:unhideWhenUsed/>
   </w:style>
   <w:style w:type="table" w:default="1" w:styleId="a1">
